--- a/resources/template_undangan_nota_dinas_2pembimbing.docx
+++ b/resources/template_undangan_nota_dinas_2pembimbing.docx
@@ -87,15 +87,15 @@
           <w:szCs w:val="22"/>
           <w:lang w:val="pt-BR"/>
         </w:rPr>
-        <w:t>/UN2.F3.8/PDP.04.01/202</w:t>
-      </w:r>
-      <w:r>
-        <w:rPr>
-          <w:sz w:val="22"/>
-          <w:szCs w:val="22"/>
-          <w:lang w:val="pt-BR"/>
-        </w:rPr>
-        <w:t>5</w:t>
+        <w:t>/UN2.F3.8/PDP.04.01/</w:t>
+      </w:r>
+      <w:r>
+        <w:rPr>
+          <w:sz w:val="22"/>
+          <w:szCs w:val="22"/>
+          <w:lang w:val="pt-BR"/>
+        </w:rPr>
+        <w:t>{{tahun_nd}}</w:t>
       </w:r>
     </w:p>
     <w:p>
@@ -652,7 +652,23 @@
                 <w:sz w:val="22"/>
                 <w:szCs w:val="22"/>
               </w:rPr>
-              <w:t>{{nama_mahasiswa}}</w:t>
+              <w:t>{{</w:t>
+            </w:r>
+            <w:proofErr w:type="spellStart"/>
+            <w:r>
+              <w:rPr>
+                <w:sz w:val="22"/>
+                <w:szCs w:val="22"/>
+              </w:rPr>
+              <w:t>nama_mahasiswa</w:t>
+            </w:r>
+            <w:proofErr w:type="spellEnd"/>
+            <w:r>
+              <w:rPr>
+                <w:sz w:val="22"/>
+                <w:szCs w:val="22"/>
+              </w:rPr>
+              <w:t>}}</w:t>
             </w:r>
           </w:p>
         </w:tc>
@@ -727,7 +743,23 @@
                 <w:sz w:val="22"/>
                 <w:szCs w:val="22"/>
               </w:rPr>
-              <w:t>{{npm}}</w:t>
+              <w:t>{{</w:t>
+            </w:r>
+            <w:proofErr w:type="spellStart"/>
+            <w:r>
+              <w:rPr>
+                <w:sz w:val="22"/>
+                <w:szCs w:val="22"/>
+              </w:rPr>
+              <w:t>npm</w:t>
+            </w:r>
+            <w:proofErr w:type="spellEnd"/>
+            <w:r>
+              <w:rPr>
+                <w:sz w:val="22"/>
+                <w:szCs w:val="22"/>
+              </w:rPr>
+              <w:t>}}</w:t>
             </w:r>
           </w:p>
         </w:tc>
@@ -929,7 +961,48 @@
                 <w:sz w:val="22"/>
                 <w:szCs w:val="22"/>
               </w:rPr>
-              <w:t>{{jam_mulai}} - {{jam_selesai}} WIB (</w:t>
+              <w:t>{{</w:t>
+            </w:r>
+            <w:proofErr w:type="spellStart"/>
+            <w:r>
+              <w:rPr>
+                <w:sz w:val="22"/>
+                <w:szCs w:val="22"/>
+              </w:rPr>
+              <w:t>jam_</w:t>
+            </w:r>
+            <w:proofErr w:type="gramStart"/>
+            <w:r>
+              <w:rPr>
+                <w:sz w:val="22"/>
+                <w:szCs w:val="22"/>
+              </w:rPr>
+              <w:t>mulai</w:t>
+            </w:r>
+            <w:proofErr w:type="spellEnd"/>
+            <w:r>
+              <w:rPr>
+                <w:sz w:val="22"/>
+                <w:szCs w:val="22"/>
+              </w:rPr>
+              <w:t>}} - {{</w:t>
+            </w:r>
+            <w:proofErr w:type="spellStart"/>
+            <w:proofErr w:type="gramEnd"/>
+            <w:r>
+              <w:rPr>
+                <w:sz w:val="22"/>
+                <w:szCs w:val="22"/>
+              </w:rPr>
+              <w:t>jam_selesai</w:t>
+            </w:r>
+            <w:proofErr w:type="spellEnd"/>
+            <w:r>
+              <w:rPr>
+                <w:sz w:val="22"/>
+                <w:szCs w:val="22"/>
+              </w:rPr>
+              <w:t>}} WIB (</w:t>
             </w:r>
             <w:r>
               <w:rPr>
@@ -945,7 +1018,23 @@
                 <w:sz w:val="22"/>
                 <w:szCs w:val="22"/>
               </w:rPr>
-              <w:t>30 menit).</w:t>
+              <w:t xml:space="preserve">30 </w:t>
+            </w:r>
+            <w:proofErr w:type="spellStart"/>
+            <w:r>
+              <w:rPr>
+                <w:sz w:val="22"/>
+                <w:szCs w:val="22"/>
+              </w:rPr>
+              <w:t>menit</w:t>
+            </w:r>
+            <w:proofErr w:type="spellEnd"/>
+            <w:r>
+              <w:rPr>
+                <w:sz w:val="22"/>
+                <w:szCs w:val="22"/>
+              </w:rPr>
+              <w:t>).</w:t>
             </w:r>
           </w:p>
         </w:tc>
@@ -1080,7 +1169,23 @@
                 <w:sz w:val="22"/>
                 <w:szCs w:val="22"/>
               </w:rPr>
-              <w:t>{{judul_skripsi}}</w:t>
+              <w:t>{{</w:t>
+            </w:r>
+            <w:proofErr w:type="spellStart"/>
+            <w:r>
+              <w:rPr>
+                <w:sz w:val="22"/>
+                <w:szCs w:val="22"/>
+              </w:rPr>
+              <w:t>judul_skripsi</w:t>
+            </w:r>
+            <w:proofErr w:type="spellEnd"/>
+            <w:r>
+              <w:rPr>
+                <w:sz w:val="22"/>
+                <w:szCs w:val="22"/>
+              </w:rPr>
+              <w:t>}}</w:t>
             </w:r>
           </w:p>
         </w:tc>
@@ -1743,13 +1848,22 @@
           <w:lang w:val="sv-SE"/>
         </w:rPr>
         <w:tab/>
-        <w:t>Prof. Alhadi Bustamam, M.Si. M.Kom., Ph.D</w:t>
+      </w:r>
+      <w:r>
+        <w:rPr>
+          <w:b/>
+          <w:sz w:val="22"/>
+          <w:szCs w:val="22"/>
+          <w:lang w:val="sv-SE"/>
+        </w:rPr>
+        <w:t>Sarini Abdullah, S.Si., M.Stats., Ph.D.</w:t>
       </w:r>
     </w:p>
     <w:p>
       <w:pPr>
         <w:jc w:val="both"/>
         <w:rPr>
+          <w:b/>
           <w:sz w:val="22"/>
           <w:szCs w:val="22"/>
         </w:rPr>
@@ -1807,11 +1921,12 @@
           <w:lang w:val="sv-SE"/>
         </w:rPr>
         <w:tab/>
-        <w:t>NIP. 197209181997021001</w:t>
+        <w:t>NUP. 030603012</w:t>
       </w:r>
     </w:p>
     <w:p>
       <w:pPr>
+        <w:jc w:val="both"/>
         <w:rPr>
           <w:b/>
           <w:sz w:val="22"/>
@@ -1952,13 +2067,13 @@
         <w:noProof/>
       </w:rPr>
       <w:drawing>
-        <wp:anchor distT="0" distB="0" distL="0" distR="0" simplePos="0" relativeHeight="251659264" behindDoc="1" locked="0" layoutInCell="1" allowOverlap="1" wp14:anchorId="1D124896" wp14:editId="527B3163">
+        <wp:anchor distT="0" distB="0" distL="0" distR="0" simplePos="0" relativeHeight="251659264" behindDoc="1" locked="0" layoutInCell="1" allowOverlap="1" wp14:anchorId="1D124896" wp14:editId="2C2A97ED">
           <wp:simplePos x="0" y="0"/>
           <wp:positionH relativeFrom="page">
-            <wp:posOffset>-41180</wp:posOffset>
+            <wp:posOffset>103330</wp:posOffset>
           </wp:positionH>
           <wp:positionV relativeFrom="page">
-            <wp:posOffset>290695</wp:posOffset>
+            <wp:posOffset>262958</wp:posOffset>
           </wp:positionV>
           <wp:extent cx="7735824" cy="987552"/>
           <wp:effectExtent l="0" t="0" r="0" b="0"/>
@@ -2462,7 +2577,6 @@
   <w:style w:type="character" w:default="1" w:styleId="DefaultParagraphFont">
     <w:name w:val="Default Paragraph Font"/>
     <w:uiPriority w:val="1"/>
-    <w:semiHidden/>
     <w:unhideWhenUsed/>
   </w:style>
   <w:style w:type="table" w:default="1" w:styleId="TableNormal">
@@ -2902,12 +3016,9 @@
 </file>
 
 <file path=customXml/item1.xml><?xml version="1.0" encoding="utf-8"?>
-<?mso-contentType ?>
-<FormTemplates xmlns="http://schemas.microsoft.com/sharepoint/v3/contenttype/forms">
-  <Display>DocumentLibraryForm</Display>
-  <Edit>DocumentLibraryForm</Edit>
-  <New>DocumentLibraryForm</New>
-</FormTemplates>
+<p:properties xmlns:p="http://schemas.microsoft.com/office/2006/metadata/properties" xmlns:xsi="http://www.w3.org/2001/XMLSchema-instance" xmlns:pc="http://schemas.microsoft.com/office/infopath/2007/PartnerControls">
+  <documentManagement/>
+</p:properties>
 </file>
 
 <file path=customXml/item2.xml><?xml version="1.0" encoding="utf-8"?>
@@ -3055,15 +3166,19 @@
 </file>
 
 <file path=customXml/item3.xml><?xml version="1.0" encoding="utf-8"?>
-<p:properties xmlns:p="http://schemas.microsoft.com/office/2006/metadata/properties" xmlns:xsi="http://www.w3.org/2001/XMLSchema-instance" xmlns:pc="http://schemas.microsoft.com/office/infopath/2007/PartnerControls">
-  <documentManagement/>
-</p:properties>
+<?mso-contentType ?>
+<FormTemplates xmlns="http://schemas.microsoft.com/sharepoint/v3/contenttype/forms">
+  <Display>DocumentLibraryForm</Display>
+  <Edit>DocumentLibraryForm</Edit>
+  <New>DocumentLibraryForm</New>
+</FormTemplates>
 </file>
 
 <file path=customXml/itemProps1.xml><?xml version="1.0" encoding="utf-8"?>
-<ds:datastoreItem xmlns:ds="http://schemas.openxmlformats.org/officeDocument/2006/customXml" ds:itemID="{1BC89A5B-C3E4-4ACF-AC1C-616F2169E538}">
+<ds:datastoreItem xmlns:ds="http://schemas.openxmlformats.org/officeDocument/2006/customXml" ds:itemID="{A5587105-1A31-4E8F-8F92-9B063B2B94BB}">
   <ds:schemaRefs>
-    <ds:schemaRef ds:uri="http://schemas.microsoft.com/sharepoint/v3/contenttype/forms"/>
+    <ds:schemaRef ds:uri="http://schemas.microsoft.com/office/2006/metadata/properties"/>
+    <ds:schemaRef ds:uri="http://schemas.microsoft.com/office/infopath/2007/PartnerControls"/>
   </ds:schemaRefs>
 </ds:datastoreItem>
 </file>
@@ -3087,10 +3202,9 @@
 </file>
 
 <file path=customXml/itemProps3.xml><?xml version="1.0" encoding="utf-8"?>
-<ds:datastoreItem xmlns:ds="http://schemas.openxmlformats.org/officeDocument/2006/customXml" ds:itemID="{A5587105-1A31-4E8F-8F92-9B063B2B94BB}">
+<ds:datastoreItem xmlns:ds="http://schemas.openxmlformats.org/officeDocument/2006/customXml" ds:itemID="{1BC89A5B-C3E4-4ACF-AC1C-616F2169E538}">
   <ds:schemaRefs>
-    <ds:schemaRef ds:uri="http://schemas.microsoft.com/office/2006/metadata/properties"/>
-    <ds:schemaRef ds:uri="http://schemas.microsoft.com/office/infopath/2007/PartnerControls"/>
+    <ds:schemaRef ds:uri="http://schemas.microsoft.com/sharepoint/v3/contenttype/forms"/>
   </ds:schemaRefs>
 </ds:datastoreItem>
 </file>
--- a/resources/template_undangan_nota_dinas_2pembimbing.docx
+++ b/resources/template_undangan_nota_dinas_2pembimbing.docx
@@ -652,23 +652,7 @@
                 <w:sz w:val="22"/>
                 <w:szCs w:val="22"/>
               </w:rPr>
-              <w:t>{{</w:t>
-            </w:r>
-            <w:proofErr w:type="spellStart"/>
-            <w:r>
-              <w:rPr>
-                <w:sz w:val="22"/>
-                <w:szCs w:val="22"/>
-              </w:rPr>
-              <w:t>nama_mahasiswa</w:t>
-            </w:r>
-            <w:proofErr w:type="spellEnd"/>
-            <w:r>
-              <w:rPr>
-                <w:sz w:val="22"/>
-                <w:szCs w:val="22"/>
-              </w:rPr>
-              <w:t>}}</w:t>
+              <w:t>{{nama_mahasiswa}}</w:t>
             </w:r>
           </w:p>
         </w:tc>
@@ -743,23 +727,7 @@
                 <w:sz w:val="22"/>
                 <w:szCs w:val="22"/>
               </w:rPr>
-              <w:t>{{</w:t>
-            </w:r>
-            <w:proofErr w:type="spellStart"/>
-            <w:r>
-              <w:rPr>
-                <w:sz w:val="22"/>
-                <w:szCs w:val="22"/>
-              </w:rPr>
-              <w:t>npm</w:t>
-            </w:r>
-            <w:proofErr w:type="spellEnd"/>
-            <w:r>
-              <w:rPr>
-                <w:sz w:val="22"/>
-                <w:szCs w:val="22"/>
-              </w:rPr>
-              <w:t>}}</w:t>
+              <w:t>{{npm}}</w:t>
             </w:r>
           </w:p>
         </w:tc>
@@ -961,48 +929,7 @@
                 <w:sz w:val="22"/>
                 <w:szCs w:val="22"/>
               </w:rPr>
-              <w:t>{{</w:t>
-            </w:r>
-            <w:proofErr w:type="spellStart"/>
-            <w:r>
-              <w:rPr>
-                <w:sz w:val="22"/>
-                <w:szCs w:val="22"/>
-              </w:rPr>
-              <w:t>jam_</w:t>
-            </w:r>
-            <w:proofErr w:type="gramStart"/>
-            <w:r>
-              <w:rPr>
-                <w:sz w:val="22"/>
-                <w:szCs w:val="22"/>
-              </w:rPr>
-              <w:t>mulai</w:t>
-            </w:r>
-            <w:proofErr w:type="spellEnd"/>
-            <w:r>
-              <w:rPr>
-                <w:sz w:val="22"/>
-                <w:szCs w:val="22"/>
-              </w:rPr>
-              <w:t>}} - {{</w:t>
-            </w:r>
-            <w:proofErr w:type="spellStart"/>
-            <w:proofErr w:type="gramEnd"/>
-            <w:r>
-              <w:rPr>
-                <w:sz w:val="22"/>
-                <w:szCs w:val="22"/>
-              </w:rPr>
-              <w:t>jam_selesai</w:t>
-            </w:r>
-            <w:proofErr w:type="spellEnd"/>
-            <w:r>
-              <w:rPr>
-                <w:sz w:val="22"/>
-                <w:szCs w:val="22"/>
-              </w:rPr>
-              <w:t>}} WIB (</w:t>
+              <w:t>{{jam_mulai}} - {{jam_selesai}} WIB (</w:t>
             </w:r>
             <w:r>
               <w:rPr>
@@ -1018,23 +945,7 @@
                 <w:sz w:val="22"/>
                 <w:szCs w:val="22"/>
               </w:rPr>
-              <w:t xml:space="preserve">30 </w:t>
-            </w:r>
-            <w:proofErr w:type="spellStart"/>
-            <w:r>
-              <w:rPr>
-                <w:sz w:val="22"/>
-                <w:szCs w:val="22"/>
-              </w:rPr>
-              <w:t>menit</w:t>
-            </w:r>
-            <w:proofErr w:type="spellEnd"/>
-            <w:r>
-              <w:rPr>
-                <w:sz w:val="22"/>
-                <w:szCs w:val="22"/>
-              </w:rPr>
-              <w:t>).</w:t>
+              <w:t>30 menit).</w:t>
             </w:r>
           </w:p>
         </w:tc>
@@ -1169,23 +1080,7 @@
                 <w:sz w:val="22"/>
                 <w:szCs w:val="22"/>
               </w:rPr>
-              <w:t>{{</w:t>
-            </w:r>
-            <w:proofErr w:type="spellStart"/>
-            <w:r>
-              <w:rPr>
-                <w:sz w:val="22"/>
-                <w:szCs w:val="22"/>
-              </w:rPr>
-              <w:t>judul_skripsi</w:t>
-            </w:r>
-            <w:proofErr w:type="spellEnd"/>
-            <w:r>
-              <w:rPr>
-                <w:sz w:val="22"/>
-                <w:szCs w:val="22"/>
-              </w:rPr>
-              <w:t>}}</w:t>
+              <w:t>{{judul_skripsi}}</w:t>
             </w:r>
           </w:p>
         </w:tc>
@@ -1775,6 +1670,18 @@
         </w:rPr>
         <w:tab/>
       </w:r>
+    </w:p>
+    <w:p>
+      <w:pPr>
+        <w:tabs>
+          <w:tab w:val="left" w:pos="6165"/>
+        </w:tabs>
+        <w:rPr>
+          <w:sz w:val="22"/>
+          <w:szCs w:val="22"/>
+          <w:lang w:val="fi-FI"/>
+        </w:rPr>
+      </w:pPr>
     </w:p>
     <w:p>
       <w:pPr>
@@ -2577,6 +2484,7 @@
   <w:style w:type="character" w:default="1" w:styleId="DefaultParagraphFont">
     <w:name w:val="Default Paragraph Font"/>
     <w:uiPriority w:val="1"/>
+    <w:semiHidden/>
     <w:unhideWhenUsed/>
   </w:style>
   <w:style w:type="table" w:default="1" w:styleId="TableNormal">
@@ -3016,9 +2924,12 @@
 </file>
 
 <file path=customXml/item1.xml><?xml version="1.0" encoding="utf-8"?>
-<p:properties xmlns:p="http://schemas.microsoft.com/office/2006/metadata/properties" xmlns:xsi="http://www.w3.org/2001/XMLSchema-instance" xmlns:pc="http://schemas.microsoft.com/office/infopath/2007/PartnerControls">
-  <documentManagement/>
-</p:properties>
+<?mso-contentType ?>
+<FormTemplates xmlns="http://schemas.microsoft.com/sharepoint/v3/contenttype/forms">
+  <Display>DocumentLibraryForm</Display>
+  <Edit>DocumentLibraryForm</Edit>
+  <New>DocumentLibraryForm</New>
+</FormTemplates>
 </file>
 
 <file path=customXml/item2.xml><?xml version="1.0" encoding="utf-8"?>
@@ -3166,19 +3077,15 @@
 </file>
 
 <file path=customXml/item3.xml><?xml version="1.0" encoding="utf-8"?>
-<?mso-contentType ?>
-<FormTemplates xmlns="http://schemas.microsoft.com/sharepoint/v3/contenttype/forms">
-  <Display>DocumentLibraryForm</Display>
-  <Edit>DocumentLibraryForm</Edit>
-  <New>DocumentLibraryForm</New>
-</FormTemplates>
+<p:properties xmlns:p="http://schemas.microsoft.com/office/2006/metadata/properties" xmlns:xsi="http://www.w3.org/2001/XMLSchema-instance" xmlns:pc="http://schemas.microsoft.com/office/infopath/2007/PartnerControls">
+  <documentManagement/>
+</p:properties>
 </file>
 
 <file path=customXml/itemProps1.xml><?xml version="1.0" encoding="utf-8"?>
-<ds:datastoreItem xmlns:ds="http://schemas.openxmlformats.org/officeDocument/2006/customXml" ds:itemID="{A5587105-1A31-4E8F-8F92-9B063B2B94BB}">
+<ds:datastoreItem xmlns:ds="http://schemas.openxmlformats.org/officeDocument/2006/customXml" ds:itemID="{1BC89A5B-C3E4-4ACF-AC1C-616F2169E538}">
   <ds:schemaRefs>
-    <ds:schemaRef ds:uri="http://schemas.microsoft.com/office/2006/metadata/properties"/>
-    <ds:schemaRef ds:uri="http://schemas.microsoft.com/office/infopath/2007/PartnerControls"/>
+    <ds:schemaRef ds:uri="http://schemas.microsoft.com/sharepoint/v3/contenttype/forms"/>
   </ds:schemaRefs>
 </ds:datastoreItem>
 </file>
@@ -3202,9 +3109,10 @@
 </file>
 
 <file path=customXml/itemProps3.xml><?xml version="1.0" encoding="utf-8"?>
-<ds:datastoreItem xmlns:ds="http://schemas.openxmlformats.org/officeDocument/2006/customXml" ds:itemID="{1BC89A5B-C3E4-4ACF-AC1C-616F2169E538}">
+<ds:datastoreItem xmlns:ds="http://schemas.openxmlformats.org/officeDocument/2006/customXml" ds:itemID="{A5587105-1A31-4E8F-8F92-9B063B2B94BB}">
   <ds:schemaRefs>
-    <ds:schemaRef ds:uri="http://schemas.microsoft.com/sharepoint/v3/contenttype/forms"/>
+    <ds:schemaRef ds:uri="http://schemas.microsoft.com/office/2006/metadata/properties"/>
+    <ds:schemaRef ds:uri="http://schemas.microsoft.com/office/infopath/2007/PartnerControls"/>
   </ds:schemaRefs>
 </ds:datastoreItem>
 </file>
--- a/resources/template_undangan_nota_dinas_2pembimbing.docx
+++ b/resources/template_undangan_nota_dinas_2pembimbing.docx
@@ -1515,6 +1515,14 @@
           <w:szCs w:val="22"/>
           <w:lang w:val="fi-FI"/>
         </w:rPr>
+        <w:tab/>
+      </w:r>
+      <w:r>
+        <w:rPr>
+          <w:sz w:val="22"/>
+          <w:szCs w:val="22"/>
+          <w:lang w:val="fi-FI"/>
+        </w:rPr>
         <w:t xml:space="preserve">Depok, </w:t>
       </w:r>
       <w:r>
@@ -1574,6 +1582,21 @@
           <w:lang w:val="fi-FI"/>
         </w:rPr>
         <w:tab/>
+      </w:r>
+      <w:r>
+        <w:rPr>
+          <w:sz w:val="22"/>
+          <w:szCs w:val="22"/>
+          <w:lang w:val="fi-FI"/>
+        </w:rPr>
+        <w:tab/>
+      </w:r>
+      <w:r>
+        <w:rPr>
+          <w:sz w:val="22"/>
+          <w:szCs w:val="22"/>
+          <w:lang w:val="fi-FI"/>
+        </w:rPr>
         <w:t>Departemen Matematika</w:t>
       </w:r>
       <w:r>
@@ -1763,6 +1786,15 @@
           <w:szCs w:val="22"/>
           <w:lang w:val="sv-SE"/>
         </w:rPr>
+        <w:tab/>
+      </w:r>
+      <w:r>
+        <w:rPr>
+          <w:b/>
+          <w:sz w:val="22"/>
+          <w:szCs w:val="22"/>
+          <w:lang w:val="sv-SE"/>
+        </w:rPr>
         <w:t>Sarini Abdullah, S.Si., M.Stats., Ph.D.</w:t>
       </w:r>
     </w:p>
@@ -1828,6 +1860,23 @@
           <w:lang w:val="sv-SE"/>
         </w:rPr>
         <w:tab/>
+      </w:r>
+      <w:r>
+        <w:rPr>
+          <w:b/>
+          <w:sz w:val="22"/>
+          <w:szCs w:val="22"/>
+          <w:lang w:val="sv-SE"/>
+        </w:rPr>
+        <w:tab/>
+      </w:r>
+      <w:r>
+        <w:rPr>
+          <w:b/>
+          <w:sz w:val="22"/>
+          <w:szCs w:val="22"/>
+          <w:lang w:val="sv-SE"/>
+        </w:rPr>
         <w:t>NUP. 030603012</w:t>
       </w:r>
     </w:p>
@@ -1866,7 +1915,7 @@
           <w:szCs w:val="22"/>
           <w:lang w:val="fi-FI"/>
         </w:rPr>
-        <w:t>Pelaksanaan Ujian Skripsi dan Penilaiannya sesuai dengan Aturan Umum dan Aturan  Teknis Pelaksanaan Ujian Skripsi.</w:t>
+        <w:t>Pelaksanaan Ujian Skripsi dan Penilaiannya sesuai dengan Aturan Umum dan Aturan Teknis Pelaksanaan Ujian Skripsi.</w:t>
       </w:r>
     </w:p>
     <w:sectPr>
@@ -2924,15 +2973,6 @@
 </file>
 
 <file path=customXml/item1.xml><?xml version="1.0" encoding="utf-8"?>
-<?mso-contentType ?>
-<FormTemplates xmlns="http://schemas.microsoft.com/sharepoint/v3/contenttype/forms">
-  <Display>DocumentLibraryForm</Display>
-  <Edit>DocumentLibraryForm</Edit>
-  <New>DocumentLibraryForm</New>
-</FormTemplates>
-</file>
-
-<file path=customXml/item2.xml><?xml version="1.0" encoding="utf-8"?>
 <ct:contentTypeSchema xmlns:ct="http://schemas.microsoft.com/office/2006/metadata/contentType" xmlns:ma="http://schemas.microsoft.com/office/2006/metadata/properties/metaAttributes" ct:_="" ma:_="" ma:contentTypeName="Document" ma:contentTypeID="0x010100F05BE9989125CA40ACE5F3D8882D4E9C" ma:contentTypeVersion="4" ma:contentTypeDescription="Create a new document." ma:contentTypeScope="" ma:versionID="e3f014086d8c65f7ab3e2d826fd57241">
   <xsd:schema xmlns:xsd="http://www.w3.org/2001/XMLSchema" xmlns:xs="http://www.w3.org/2001/XMLSchema" xmlns:p="http://schemas.microsoft.com/office/2006/metadata/properties" xmlns:ns3="07858917-44d4-426a-a621-1075f69a3782" targetNamespace="http://schemas.microsoft.com/office/2006/metadata/properties" ma:root="true" ma:fieldsID="460b72b54126c900c3d88279b6a7ffc7" ns3:_="">
     <xsd:import namespace="07858917-44d4-426a-a621-1075f69a3782"/>
@@ -3076,6 +3116,15 @@
 </ct:contentTypeSchema>
 </file>
 
+<file path=customXml/item2.xml><?xml version="1.0" encoding="utf-8"?>
+<?mso-contentType ?>
+<FormTemplates xmlns="http://schemas.microsoft.com/sharepoint/v3/contenttype/forms">
+  <Display>DocumentLibraryForm</Display>
+  <Edit>DocumentLibraryForm</Edit>
+  <New>DocumentLibraryForm</New>
+</FormTemplates>
+</file>
+
 <file path=customXml/item3.xml><?xml version="1.0" encoding="utf-8"?>
 <p:properties xmlns:p="http://schemas.microsoft.com/office/2006/metadata/properties" xmlns:xsi="http://www.w3.org/2001/XMLSchema-instance" xmlns:pc="http://schemas.microsoft.com/office/infopath/2007/PartnerControls">
   <documentManagement/>
@@ -3083,14 +3132,6 @@
 </file>
 
 <file path=customXml/itemProps1.xml><?xml version="1.0" encoding="utf-8"?>
-<ds:datastoreItem xmlns:ds="http://schemas.openxmlformats.org/officeDocument/2006/customXml" ds:itemID="{1BC89A5B-C3E4-4ACF-AC1C-616F2169E538}">
-  <ds:schemaRefs>
-    <ds:schemaRef ds:uri="http://schemas.microsoft.com/sharepoint/v3/contenttype/forms"/>
-  </ds:schemaRefs>
-</ds:datastoreItem>
-</file>
-
-<file path=customXml/itemProps2.xml><?xml version="1.0" encoding="utf-8"?>
 <ds:datastoreItem xmlns:ds="http://schemas.openxmlformats.org/officeDocument/2006/customXml" ds:itemID="{DA0EC5FF-0857-44A4-A5A0-47A8D986DEE5}">
   <ds:schemaRefs>
     <ds:schemaRef ds:uri="http://schemas.microsoft.com/office/2006/metadata/contentType"/>
@@ -3108,6 +3149,14 @@
 </ds:datastoreItem>
 </file>
 
+<file path=customXml/itemProps2.xml><?xml version="1.0" encoding="utf-8"?>
+<ds:datastoreItem xmlns:ds="http://schemas.openxmlformats.org/officeDocument/2006/customXml" ds:itemID="{1BC89A5B-C3E4-4ACF-AC1C-616F2169E538}">
+  <ds:schemaRefs>
+    <ds:schemaRef ds:uri="http://schemas.microsoft.com/sharepoint/v3/contenttype/forms"/>
+  </ds:schemaRefs>
+</ds:datastoreItem>
+</file>
+
 <file path=customXml/itemProps3.xml><?xml version="1.0" encoding="utf-8"?>
 <ds:datastoreItem xmlns:ds="http://schemas.openxmlformats.org/officeDocument/2006/customXml" ds:itemID="{A5587105-1A31-4E8F-8F92-9B063B2B94BB}">
   <ds:schemaRefs>
